--- a/6-G-6/17-week-17/5-Quiz/2- Computer Final Exam G6 (Answer).docx
+++ b/6-G-6/17-week-17/5-Quiz/2- Computer Final Exam G6 (Answer).docx
@@ -967,11 +967,11 @@
                 </mc:Choice>
                 <mc:Fallback>
                   <w:pict>
-                    <v:shapetype w14:anchorId="35CFAB03" id="_x0000_t32" coordsize="21600,21600" o:spt="32" o:oned="t" path="m,l21600,21600e" filled="f">
+                    <v:shapetype w14:anchorId="33AB07DA" id="_x0000_t32" coordsize="21600,21600" o:spt="32" o:oned="t" path="m,l21600,21600e" filled="f">
                       <v:path arrowok="t" fillok="f" o:connecttype="none"/>
                       <o:lock v:ext="edit" shapetype="t"/>
                     </v:shapetype>
-                    <v:shape id="AutoShape 5" o:spid="_x0000_s1026" type="#_x0000_t32" style="position:absolute;left:0;text-align:left;margin-left:-253.65pt;margin-top:2.05pt;width:130.05pt;height:0;z-index:251655680;visibility:visible;mso-wrap-style:square;mso-width-percent:0;mso-height-percent:0;mso-wrap-distance-left:9pt;mso-wrap-distance-top:-3e-5mm;mso-wrap-distance-right:9pt;mso-wrap-distance-bottom:-3e-5mm;mso-position-horizontal:absolute;mso-position-horizontal-relative:text;mso-position-vertical:absolute;mso-position-vertical-relative:text;mso-width-percent:0;mso-height-percent:0;mso-width-relative:page;mso-height-relative:page" o:gfxdata="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"/>
+                    <v:shape id="AutoShape 5" o:spid="_x0000_s1026" type="#_x0000_t32" style="position:absolute;margin-left:-253.65pt;margin-top:2.05pt;width:130.05pt;height:0;z-index:251655680;visibility:visible;mso-wrap-style:square;mso-width-percent:0;mso-height-percent:0;mso-wrap-distance-left:9pt;mso-wrap-distance-top:-3e-5mm;mso-wrap-distance-right:9pt;mso-wrap-distance-bottom:-3e-5mm;mso-position-horizontal:absolute;mso-position-horizontal-relative:text;mso-position-vertical:absolute;mso-position-vertical-relative:text;mso-width-percent:0;mso-height-percent:0;mso-width-relative:page;mso-height-relative:page" o:gfxdata="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"/>
                   </w:pict>
                 </mc:Fallback>
               </mc:AlternateContent>
@@ -1182,7 +1182,7 @@
           <w:p>
             <w:pPr>
               <w:rPr>
-                <w:rFonts w:cs="AL-Mohanad" w:hint="cs"/>
+                <w:rFonts w:cs="AL-Mohanad"/>
                 <w:b/>
                 <w:bCs/>
                 <w:sz w:val="18"/>
@@ -1308,7 +1308,7 @@
                 </mc:Choice>
                 <mc:Fallback>
                   <w:pict>
-                    <v:shape w14:anchorId="59B0094C" id="AutoShape 6" o:spid="_x0000_s1026" type="#_x0000_t32" style="position:absolute;left:0;text-align:left;margin-left:-384.1pt;margin-top:7.5pt;width:126pt;height:0;flip:x;z-index:251657728;visibility:visible;mso-wrap-style:square;mso-width-percent:0;mso-height-percent:0;mso-wrap-distance-left:9pt;mso-wrap-distance-top:-3e-5mm;mso-wrap-distance-right:9pt;mso-wrap-distance-bottom:-3e-5mm;mso-position-horizontal:absolute;mso-position-horizontal-relative:text;mso-position-vertical:absolute;mso-position-vertical-relative:text;mso-width-percent:0;mso-height-percent:0;mso-width-relative:page;mso-height-relative:page" o:gfxdata="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" strokecolor="#f2f2f2" strokeweight="3pt">
+                    <v:shape w14:anchorId="25D49BA4" id="AutoShape 6" o:spid="_x0000_s1026" type="#_x0000_t32" style="position:absolute;margin-left:-384.1pt;margin-top:7.5pt;width:126pt;height:0;flip:x;z-index:251657728;visibility:visible;mso-wrap-style:square;mso-width-percent:0;mso-height-percent:0;mso-wrap-distance-left:9pt;mso-wrap-distance-top:-3e-5mm;mso-wrap-distance-right:9pt;mso-wrap-distance-bottom:-3e-5mm;mso-position-horizontal:absolute;mso-position-horizontal-relative:text;mso-position-vertical:absolute;mso-position-vertical-relative:text;mso-width-percent:0;mso-height-percent:0;mso-width-relative:page;mso-height-relative:page" o:gfxdata="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" strokecolor="#f2f2f2" strokeweight="3pt">
                       <v:shadow color="#7f7f7f [1601]" opacity=".5" offset="1pt"/>
                     </v:shape>
                   </w:pict>
@@ -1582,7 +1582,7 @@
           </mc:Choice>
           <mc:Fallback>
             <w:pict>
-              <v:shapetype w14:anchorId="6A575A55" id="_x0000_t13" coordsize="21600,21600" o:spt="13" adj="16200,5400" path="m@0,l@0@1,0@1,0@2@0@2@0,21600,21600,10800xe">
+              <v:shapetype w14:anchorId="32ADA938" id="_x0000_t13" coordsize="21600,21600" o:spt="13" adj="16200,5400" path="m@0,l@0@1,0@1,0@2@0@2@0,21600,21600,10800xe">
                 <v:stroke joinstyle="miter"/>
                 <v:formulas>
                   <v:f eqn="val #0"/>
@@ -1598,7 +1598,7 @@
                   <v:h position="#0,#1" xrange="0,21600" yrange="0,10800"/>
                 </v:handles>
               </v:shapetype>
-              <v:shape id="Arrow: Right 4" o:spid="_x0000_s1026" type="#_x0000_t13" style="position:absolute;left:0;text-align:left;margin-left:438.75pt;margin-top:758.65pt;width:77.25pt;height:22.95pt;z-index:251658752;visibility:visible;mso-wrap-style:square;mso-width-percent:0;mso-height-percent:0;mso-wrap-distance-left:9pt;mso-wrap-distance-top:0;mso-wrap-distance-right:9pt;mso-wrap-distance-bottom:0;mso-position-horizontal:absolute;mso-position-horizontal-relative:text;mso-position-vertical:absolute;mso-position-vertical-relative:text;mso-width-percent:0;mso-height-percent:0;mso-width-relative:margin;mso-height-relative:margin;v-text-anchor:middle" o:gfxdata="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" adj="18391" fillcolor="#5b9bd5 [3204]" strokecolor="#091723 [484]" strokeweight="1pt"/>
+              <v:shape id="Arrow: Right 4" o:spid="_x0000_s1026" type="#_x0000_t13" style="position:absolute;margin-left:438.75pt;margin-top:758.65pt;width:77.25pt;height:22.95pt;z-index:251658752;visibility:visible;mso-wrap-style:square;mso-width-percent:0;mso-height-percent:0;mso-wrap-distance-left:9pt;mso-wrap-distance-top:0;mso-wrap-distance-right:9pt;mso-wrap-distance-bottom:0;mso-position-horizontal:absolute;mso-position-horizontal-relative:text;mso-position-vertical:absolute;mso-position-vertical-relative:text;mso-width-percent:0;mso-height-percent:0;mso-width-relative:margin;mso-height-relative:margin;v-text-anchor:middle" o:gfxdata="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" adj="18391" fillcolor="#5b9bd5 [3204]" strokecolor="#091723 [484]" strokeweight="1pt"/>
             </w:pict>
           </mc:Fallback>
         </mc:AlternateContent>
@@ -1683,6 +1683,138 @@
               <w:rPr>
                 <w:noProof/>
               </w:rPr>
+              <mc:AlternateContent>
+                <mc:Choice Requires="wps">
+                  <w:drawing>
+                    <wp:anchor distT="0" distB="0" distL="114300" distR="114300" simplePos="0" relativeHeight="251645440" behindDoc="0" locked="0" layoutInCell="1" allowOverlap="1" wp14:anchorId="4EEFA6D1" wp14:editId="02842B7F">
+                      <wp:simplePos x="0" y="0"/>
+                      <wp:positionH relativeFrom="column">
+                        <wp:posOffset>2352675</wp:posOffset>
+                      </wp:positionH>
+                      <wp:positionV relativeFrom="paragraph">
+                        <wp:posOffset>2033904</wp:posOffset>
+                      </wp:positionV>
+                      <wp:extent cx="1838325" cy="38100"/>
+                      <wp:effectExtent l="0" t="0" r="28575" b="19050"/>
+                      <wp:wrapNone/>
+                      <wp:docPr id="1053243761" name="Straight Connector 8"/>
+                      <wp:cNvGraphicFramePr/>
+                      <a:graphic xmlns:a="http://schemas.openxmlformats.org/drawingml/2006/main">
+                        <a:graphicData uri="http://schemas.microsoft.com/office/word/2010/wordprocessingShape">
+                          <wps:wsp>
+                            <wps:cNvCnPr/>
+                            <wps:spPr>
+                              <a:xfrm flipV="1">
+                                <a:off x="0" y="0"/>
+                                <a:ext cx="1838325" cy="38100"/>
+                              </a:xfrm>
+                              <a:prstGeom prst="line">
+                                <a:avLst/>
+                              </a:prstGeom>
+                            </wps:spPr>
+                            <wps:style>
+                              <a:lnRef idx="3">
+                                <a:schemeClr val="dk1"/>
+                              </a:lnRef>
+                              <a:fillRef idx="0">
+                                <a:schemeClr val="dk1"/>
+                              </a:fillRef>
+                              <a:effectRef idx="2">
+                                <a:schemeClr val="dk1"/>
+                              </a:effectRef>
+                              <a:fontRef idx="minor">
+                                <a:schemeClr val="tx1"/>
+                              </a:fontRef>
+                            </wps:style>
+                            <wps:bodyPr/>
+                          </wps:wsp>
+                        </a:graphicData>
+                      </a:graphic>
+                      <wp14:sizeRelH relativeFrom="margin">
+                        <wp14:pctWidth>0</wp14:pctWidth>
+                      </wp14:sizeRelH>
+                      <wp14:sizeRelV relativeFrom="margin">
+                        <wp14:pctHeight>0</wp14:pctHeight>
+                      </wp14:sizeRelV>
+                    </wp:anchor>
+                  </w:drawing>
+                </mc:Choice>
+                <mc:Fallback>
+                  <w:pict>
+                    <v:line w14:anchorId="6CDE4B1C" id="Straight Connector 8" o:spid="_x0000_s1026" style="position:absolute;flip:y;z-index:251645440;visibility:visible;mso-wrap-style:square;mso-width-percent:0;mso-height-percent:0;mso-wrap-distance-left:9pt;mso-wrap-distance-top:0;mso-wrap-distance-right:9pt;mso-wrap-distance-bottom:0;mso-position-horizontal:absolute;mso-position-horizontal-relative:text;mso-position-vertical:absolute;mso-position-vertical-relative:text;mso-width-percent:0;mso-height-percent:0;mso-width-relative:margin;mso-height-relative:margin" from="185.25pt,160.15pt" to="330pt,163.15pt" o:gfxdata="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" strokecolor="black [3200]" strokeweight="1.5pt">
+                      <v:stroke joinstyle="miter"/>
+                    </v:line>
+                  </w:pict>
+                </mc:Fallback>
+              </mc:AlternateContent>
+            </w:r>
+            <w:r>
+              <w:rPr>
+                <w:noProof/>
+              </w:rPr>
+              <mc:AlternateContent>
+                <mc:Choice Requires="wps">
+                  <w:drawing>
+                    <wp:anchor distT="0" distB="0" distL="114300" distR="114300" simplePos="0" relativeHeight="251647488" behindDoc="0" locked="0" layoutInCell="1" allowOverlap="1" wp14:anchorId="32FC5F96" wp14:editId="69B70BDE">
+                      <wp:simplePos x="0" y="0"/>
+                      <wp:positionH relativeFrom="column">
+                        <wp:posOffset>3028950</wp:posOffset>
+                      </wp:positionH>
+                      <wp:positionV relativeFrom="paragraph">
+                        <wp:posOffset>776605</wp:posOffset>
+                      </wp:positionV>
+                      <wp:extent cx="1181100" cy="9525"/>
+                      <wp:effectExtent l="0" t="0" r="19050" b="28575"/>
+                      <wp:wrapNone/>
+                      <wp:docPr id="1093079646" name="Straight Connector 9"/>
+                      <wp:cNvGraphicFramePr/>
+                      <a:graphic xmlns:a="http://schemas.openxmlformats.org/drawingml/2006/main">
+                        <a:graphicData uri="http://schemas.microsoft.com/office/word/2010/wordprocessingShape">
+                          <wps:wsp>
+                            <wps:cNvCnPr/>
+                            <wps:spPr>
+                              <a:xfrm flipH="1">
+                                <a:off x="0" y="0"/>
+                                <a:ext cx="1181100" cy="9525"/>
+                              </a:xfrm>
+                              <a:prstGeom prst="line">
+                                <a:avLst/>
+                              </a:prstGeom>
+                            </wps:spPr>
+                            <wps:style>
+                              <a:lnRef idx="3">
+                                <a:schemeClr val="dk1"/>
+                              </a:lnRef>
+                              <a:fillRef idx="0">
+                                <a:schemeClr val="dk1"/>
+                              </a:fillRef>
+                              <a:effectRef idx="2">
+                                <a:schemeClr val="dk1"/>
+                              </a:effectRef>
+                              <a:fontRef idx="minor">
+                                <a:schemeClr val="tx1"/>
+                              </a:fontRef>
+                            </wps:style>
+                            <wps:bodyPr/>
+                          </wps:wsp>
+                        </a:graphicData>
+                      </a:graphic>
+                    </wp:anchor>
+                  </w:drawing>
+                </mc:Choice>
+                <mc:Fallback>
+                  <w:pict>
+                    <v:line w14:anchorId="08F11486" id="Straight Connector 9" o:spid="_x0000_s1026" style="position:absolute;flip:x;z-index:251647488;visibility:visible;mso-wrap-style:square;mso-wrap-distance-left:9pt;mso-wrap-distance-top:0;mso-wrap-distance-right:9pt;mso-wrap-distance-bottom:0;mso-position-horizontal:absolute;mso-position-horizontal-relative:text;mso-position-vertical:absolute;mso-position-vertical-relative:text" from="238.5pt,61.15pt" to="331.5pt,61.9pt" o:gfxdata="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" strokecolor="black [3200]" strokeweight="1.5pt">
+                      <v:stroke joinstyle="miter"/>
+                    </v:line>
+                  </w:pict>
+                </mc:Fallback>
+              </mc:AlternateContent>
+            </w:r>
+            <w:r>
+              <w:rPr>
+                <w:noProof/>
+              </w:rPr>
               <w:drawing>
                 <wp:inline distT="0" distB="0" distL="0" distR="0" wp14:anchorId="60FA3B83" wp14:editId="7AC9EF98">
                   <wp:extent cx="2727960" cy="1447800"/>
@@ -1907,6 +2039,72 @@
                 <w:sz w:val="36"/>
                 <w:szCs w:val="36"/>
               </w:rPr>
+              <mc:AlternateContent>
+                <mc:Choice Requires="wps">
+                  <w:drawing>
+                    <wp:anchor distT="0" distB="0" distL="114300" distR="114300" simplePos="0" relativeHeight="251680768" behindDoc="0" locked="0" layoutInCell="1" allowOverlap="1" wp14:anchorId="69D4D27B" wp14:editId="1C12ECC5">
+                      <wp:simplePos x="0" y="0"/>
+                      <wp:positionH relativeFrom="column">
+                        <wp:posOffset>2348230</wp:posOffset>
+                      </wp:positionH>
+                      <wp:positionV relativeFrom="paragraph">
+                        <wp:posOffset>808355</wp:posOffset>
+                      </wp:positionV>
+                      <wp:extent cx="1728470" cy="76200"/>
+                      <wp:effectExtent l="0" t="0" r="24130" b="19050"/>
+                      <wp:wrapNone/>
+                      <wp:docPr id="1345176413" name="Straight Connector 10"/>
+                      <wp:cNvGraphicFramePr/>
+                      <a:graphic xmlns:a="http://schemas.openxmlformats.org/drawingml/2006/main">
+                        <a:graphicData uri="http://schemas.microsoft.com/office/word/2010/wordprocessingShape">
+                          <wps:wsp>
+                            <wps:cNvCnPr/>
+                            <wps:spPr>
+                              <a:xfrm flipH="1">
+                                <a:off x="0" y="0"/>
+                                <a:ext cx="1728470" cy="76200"/>
+                              </a:xfrm>
+                              <a:prstGeom prst="line">
+                                <a:avLst/>
+                              </a:prstGeom>
+                            </wps:spPr>
+                            <wps:style>
+                              <a:lnRef idx="3">
+                                <a:schemeClr val="dk1"/>
+                              </a:lnRef>
+                              <a:fillRef idx="0">
+                                <a:schemeClr val="dk1"/>
+                              </a:fillRef>
+                              <a:effectRef idx="2">
+                                <a:schemeClr val="dk1"/>
+                              </a:effectRef>
+                              <a:fontRef idx="minor">
+                                <a:schemeClr val="tx1"/>
+                              </a:fontRef>
+                            </wps:style>
+                            <wps:bodyPr/>
+                          </wps:wsp>
+                        </a:graphicData>
+                      </a:graphic>
+                    </wp:anchor>
+                  </w:drawing>
+                </mc:Choice>
+                <mc:Fallback>
+                  <w:pict>
+                    <v:line w14:anchorId="18C0383F" id="Straight Connector 10" o:spid="_x0000_s1026" style="position:absolute;flip:x;z-index:251680768;visibility:visible;mso-wrap-style:square;mso-wrap-distance-left:9pt;mso-wrap-distance-top:0;mso-wrap-distance-right:9pt;mso-wrap-distance-bottom:0;mso-position-horizontal:absolute;mso-position-horizontal-relative:text;mso-position-vertical:absolute;mso-position-vertical-relative:text" from="184.9pt,63.65pt" to="321pt,69.65pt" o:gfxdata="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" strokecolor="black [3200]" strokeweight="1.5pt">
+                      <v:stroke joinstyle="miter"/>
+                    </v:line>
+                  </w:pict>
+                </mc:Fallback>
+              </mc:AlternateContent>
+            </w:r>
+            <w:r>
+              <w:rPr>
+                <w:rFonts w:ascii="Lucida Bright" w:hAnsi="Lucida Bright"/>
+                <w:noProof/>
+                <w:sz w:val="36"/>
+                <w:szCs w:val="36"/>
+              </w:rPr>
               <w:drawing>
                 <wp:inline distT="0" distB="0" distL="0" distR="0" wp14:anchorId="55668F04" wp14:editId="47347302">
                   <wp:extent cx="1690317" cy="1494693"/>
@@ -2012,6 +2210,138 @@
                 <w:szCs w:val="36"/>
               </w:rPr>
             </w:pPr>
+            <w:r>
+              <w:rPr>
+                <w:bCs/>
+                <w:noProof/>
+                <w:sz w:val="36"/>
+                <w:szCs w:val="36"/>
+              </w:rPr>
+              <mc:AlternateContent>
+                <mc:Choice Requires="wps">
+                  <w:drawing>
+                    <wp:anchor distT="0" distB="0" distL="114300" distR="114300" simplePos="0" relativeHeight="251682816" behindDoc="0" locked="0" layoutInCell="1" allowOverlap="1" wp14:anchorId="50131D64" wp14:editId="79CE51F9">
+                      <wp:simplePos x="0" y="0"/>
+                      <wp:positionH relativeFrom="column">
+                        <wp:posOffset>2371724</wp:posOffset>
+                      </wp:positionH>
+                      <wp:positionV relativeFrom="paragraph">
+                        <wp:posOffset>584200</wp:posOffset>
+                      </wp:positionV>
+                      <wp:extent cx="2047875" cy="1390650"/>
+                      <wp:effectExtent l="0" t="0" r="28575" b="19050"/>
+                      <wp:wrapNone/>
+                      <wp:docPr id="1788173614" name="Straight Connector 12"/>
+                      <wp:cNvGraphicFramePr/>
+                      <a:graphic xmlns:a="http://schemas.openxmlformats.org/drawingml/2006/main">
+                        <a:graphicData uri="http://schemas.microsoft.com/office/word/2010/wordprocessingShape">
+                          <wps:wsp>
+                            <wps:cNvCnPr/>
+                            <wps:spPr>
+                              <a:xfrm>
+                                <a:off x="0" y="0"/>
+                                <a:ext cx="2047875" cy="1390650"/>
+                              </a:xfrm>
+                              <a:prstGeom prst="line">
+                                <a:avLst/>
+                              </a:prstGeom>
+                            </wps:spPr>
+                            <wps:style>
+                              <a:lnRef idx="3">
+                                <a:schemeClr val="dk1"/>
+                              </a:lnRef>
+                              <a:fillRef idx="0">
+                                <a:schemeClr val="dk1"/>
+                              </a:fillRef>
+                              <a:effectRef idx="2">
+                                <a:schemeClr val="dk1"/>
+                              </a:effectRef>
+                              <a:fontRef idx="minor">
+                                <a:schemeClr val="tx1"/>
+                              </a:fontRef>
+                            </wps:style>
+                            <wps:bodyPr/>
+                          </wps:wsp>
+                        </a:graphicData>
+                      </a:graphic>
+                    </wp:anchor>
+                  </w:drawing>
+                </mc:Choice>
+                <mc:Fallback>
+                  <w:pict>
+                    <v:line w14:anchorId="4E1B5570" id="Straight Connector 12" o:spid="_x0000_s1026" style="position:absolute;z-index:251682816;visibility:visible;mso-wrap-style:square;mso-wrap-distance-left:9pt;mso-wrap-distance-top:0;mso-wrap-distance-right:9pt;mso-wrap-distance-bottom:0;mso-position-horizontal:absolute;mso-position-horizontal-relative:text;mso-position-vertical:absolute;mso-position-vertical-relative:text" from="186.75pt,46pt" to="348pt,155.5pt" o:gfxdata="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" strokecolor="black [3200]" strokeweight="1.5pt">
+                      <v:stroke joinstyle="miter"/>
+                    </v:line>
+                  </w:pict>
+                </mc:Fallback>
+              </mc:AlternateContent>
+            </w:r>
+            <w:r>
+              <w:rPr>
+                <w:bCs/>
+                <w:noProof/>
+                <w:sz w:val="36"/>
+                <w:szCs w:val="36"/>
+              </w:rPr>
+              <mc:AlternateContent>
+                <mc:Choice Requires="wps">
+                  <w:drawing>
+                    <wp:anchor distT="0" distB="0" distL="114300" distR="114300" simplePos="0" relativeHeight="251681792" behindDoc="0" locked="0" layoutInCell="1" allowOverlap="1" wp14:anchorId="04254A3A" wp14:editId="4E570F29">
+                      <wp:simplePos x="0" y="0"/>
+                      <wp:positionH relativeFrom="column">
+                        <wp:posOffset>2476500</wp:posOffset>
+                      </wp:positionH>
+                      <wp:positionV relativeFrom="paragraph">
+                        <wp:posOffset>717549</wp:posOffset>
+                      </wp:positionV>
+                      <wp:extent cx="1438275" cy="1114425"/>
+                      <wp:effectExtent l="0" t="0" r="28575" b="28575"/>
+                      <wp:wrapNone/>
+                      <wp:docPr id="240350160" name="Straight Connector 11"/>
+                      <wp:cNvGraphicFramePr/>
+                      <a:graphic xmlns:a="http://schemas.openxmlformats.org/drawingml/2006/main">
+                        <a:graphicData uri="http://schemas.microsoft.com/office/word/2010/wordprocessingShape">
+                          <wps:wsp>
+                            <wps:cNvCnPr/>
+                            <wps:spPr>
+                              <a:xfrm flipH="1">
+                                <a:off x="0" y="0"/>
+                                <a:ext cx="1438275" cy="1114425"/>
+                              </a:xfrm>
+                              <a:prstGeom prst="line">
+                                <a:avLst/>
+                              </a:prstGeom>
+                            </wps:spPr>
+                            <wps:style>
+                              <a:lnRef idx="3">
+                                <a:schemeClr val="dk1"/>
+                              </a:lnRef>
+                              <a:fillRef idx="0">
+                                <a:schemeClr val="dk1"/>
+                              </a:fillRef>
+                              <a:effectRef idx="2">
+                                <a:schemeClr val="dk1"/>
+                              </a:effectRef>
+                              <a:fontRef idx="minor">
+                                <a:schemeClr val="tx1"/>
+                              </a:fontRef>
+                            </wps:style>
+                            <wps:bodyPr/>
+                          </wps:wsp>
+                        </a:graphicData>
+                      </a:graphic>
+                    </wp:anchor>
+                  </w:drawing>
+                </mc:Choice>
+                <mc:Fallback>
+                  <w:pict>
+                    <v:line w14:anchorId="02AE22BD" id="Straight Connector 11" o:spid="_x0000_s1026" style="position:absolute;flip:x;z-index:251681792;visibility:visible;mso-wrap-style:square;mso-wrap-distance-left:9pt;mso-wrap-distance-top:0;mso-wrap-distance-right:9pt;mso-wrap-distance-bottom:0;mso-position-horizontal:absolute;mso-position-horizontal-relative:text;mso-position-vertical:absolute;mso-position-vertical-relative:text" from="195pt,56.5pt" to="308.25pt,144.25pt" o:gfxdata="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" strokecolor="black [3200]" strokeweight="1.5pt">
+                      <v:stroke joinstyle="miter"/>
+                    </v:line>
+                  </w:pict>
+                </mc:Fallback>
+              </mc:AlternateContent>
+            </w:r>
             <w:r>
               <w:rPr>
                 <w:bCs/>
@@ -2487,7 +2817,7 @@
               <mc:AlternateContent>
                 <mc:Choice Requires="wps">
                   <w:drawing>
-                    <wp:anchor distT="0" distB="0" distL="114300" distR="114300" simplePos="0" relativeHeight="251662336" behindDoc="0" locked="0" layoutInCell="1" allowOverlap="1" wp14:anchorId="76195C33" wp14:editId="1FC054D2">
+                    <wp:anchor distT="0" distB="0" distL="114300" distR="114300" simplePos="0" relativeHeight="251642368" behindDoc="0" locked="0" layoutInCell="1" allowOverlap="1" wp14:anchorId="76195C33" wp14:editId="1FC054D2">
                       <wp:simplePos x="0" y="0"/>
                       <wp:positionH relativeFrom="column">
                         <wp:posOffset>-630555</wp:posOffset>
@@ -2542,7 +2872,7 @@
                 </mc:Choice>
                 <mc:Fallback>
                   <w:pict>
-                    <v:line w14:anchorId="0D5B01F2" id="Straight Connector 3" o:spid="_x0000_s1026" style="position:absolute;left:0;text-align:left;flip:x;z-index:251662336;visibility:visible;mso-wrap-style:square;mso-width-percent:0;mso-height-percent:0;mso-wrap-distance-left:9pt;mso-wrap-distance-top:0;mso-wrap-distance-right:9pt;mso-wrap-distance-bottom:0;mso-position-horizontal:absolute;mso-position-horizontal-relative:text;mso-position-vertical:absolute;mso-position-vertical-relative:text;mso-width-percent:0;mso-height-percent:0;mso-width-relative:margin;mso-height-relative:margin" from="-49.65pt,11.95pt" to="-49.65pt,281.45pt" o:gfxdata="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" strokecolor="black [3200]" strokeweight="1.5pt">
+                    <v:line w14:anchorId="652CD189" id="Straight Connector 3" o:spid="_x0000_s1026" style="position:absolute;flip:x;z-index:251642368;visibility:visible;mso-wrap-style:square;mso-width-percent:0;mso-height-percent:0;mso-wrap-distance-left:9pt;mso-wrap-distance-top:0;mso-wrap-distance-right:9pt;mso-wrap-distance-bottom:0;mso-position-horizontal:absolute;mso-position-horizontal-relative:text;mso-position-vertical:absolute;mso-position-vertical-relative:text;mso-width-percent:0;mso-height-percent:0;mso-width-relative:margin;mso-height-relative:margin" from="-49.65pt,11.95pt" to="-49.65pt,281.45pt" o:gfxdata="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" strokecolor="black [3200]" strokeweight="1.5pt">
                       <v:stroke joinstyle="miter"/>
                     </v:line>
                   </w:pict>
@@ -2567,6 +2897,121 @@
           <w:lang w:eastAsia="ar-SA" w:bidi="ar-EG"/>
         </w:rPr>
       </w:pPr>
+      <w:r>
+        <w:rPr>
+          <w:rFonts w:ascii="Calibri" w:eastAsia="Calibri" w:hAnsi="Calibri" w:cs="Calibri"/>
+          <w:noProof/>
+          <w:sz w:val="36"/>
+          <w:szCs w:val="36"/>
+          <w:lang w:eastAsia="ar-SA" w:bidi="ar-EG"/>
+        </w:rPr>
+        <mc:AlternateContent>
+          <mc:Choice Requires="wps">
+            <w:drawing>
+              <wp:anchor distT="45720" distB="45720" distL="114300" distR="114300" simplePos="0" relativeHeight="251648512" behindDoc="0" locked="0" layoutInCell="1" allowOverlap="1" wp14:anchorId="7A8F631B" wp14:editId="15DD29AD">
+                <wp:simplePos x="0" y="0"/>
+                <wp:positionH relativeFrom="column">
+                  <wp:posOffset>1895475</wp:posOffset>
+                </wp:positionH>
+                <wp:positionV relativeFrom="paragraph">
+                  <wp:posOffset>109855</wp:posOffset>
+                </wp:positionV>
+                <wp:extent cx="2209800" cy="1404620"/>
+                <wp:effectExtent l="0" t="0" r="19050" b="20955"/>
+                <wp:wrapNone/>
+                <wp:docPr id="1700932907" name="Text Box 2"/>
+                <wp:cNvGraphicFramePr>
+                  <a:graphicFrameLocks xmlns:a="http://schemas.openxmlformats.org/drawingml/2006/main"/>
+                </wp:cNvGraphicFramePr>
+                <a:graphic xmlns:a="http://schemas.openxmlformats.org/drawingml/2006/main">
+                  <a:graphicData uri="http://schemas.microsoft.com/office/word/2010/wordprocessingShape">
+                    <wps:wsp>
+                      <wps:cNvSpPr txBox="1">
+                        <a:spLocks noChangeArrowheads="1"/>
+                      </wps:cNvSpPr>
+                      <wps:spPr bwMode="auto">
+                        <a:xfrm>
+                          <a:off x="0" y="0"/>
+                          <a:ext cx="2209800" cy="1404620"/>
+                        </a:xfrm>
+                        <a:prstGeom prst="rect">
+                          <a:avLst/>
+                        </a:prstGeom>
+                        <a:noFill/>
+                        <a:ln w="9525">
+                          <a:solidFill>
+                            <a:srgbClr val="000000"/>
+                          </a:solidFill>
+                          <a:miter lim="800000"/>
+                          <a:headEnd/>
+                          <a:tailEnd/>
+                        </a:ln>
+                      </wps:spPr>
+                      <wps:txbx>
+                        <w:txbxContent>
+                          <w:p>
+                            <w:pPr>
+                              <w:bidi w:val="0"/>
+                              <w:jc w:val="center"/>
+                            </w:pPr>
+                            <w:r>
+                              <w:rPr>
+                                <w:rFonts w:ascii="Calibri" w:eastAsia="Calibri" w:hAnsi="Calibri" w:cs="Calibri"/>
+                                <w:sz w:val="36"/>
+                                <w:szCs w:val="36"/>
+                                <w:lang w:eastAsia="ar-SA" w:bidi="ar-EG"/>
+                              </w:rPr>
+                              <w:t>21.0 cm</w:t>
+                            </w:r>
+                          </w:p>
+                        </w:txbxContent>
+                      </wps:txbx>
+                      <wps:bodyPr rot="0" vert="horz" wrap="square" lIns="91440" tIns="45720" rIns="91440" bIns="45720" anchor="t" anchorCtr="0">
+                        <a:spAutoFit/>
+                      </wps:bodyPr>
+                    </wps:wsp>
+                  </a:graphicData>
+                </a:graphic>
+                <wp14:sizeRelH relativeFrom="margin">
+                  <wp14:pctWidth>0</wp14:pctWidth>
+                </wp14:sizeRelH>
+                <wp14:sizeRelV relativeFrom="margin">
+                  <wp14:pctHeight>0</wp14:pctHeight>
+                </wp14:sizeRelV>
+              </wp:anchor>
+            </w:drawing>
+          </mc:Choice>
+          <mc:Fallback>
+            <w:pict>
+              <v:shapetype w14:anchorId="7A8F631B" id="_x0000_t202" coordsize="21600,21600" o:spt="202" path="m,l,21600r21600,l21600,xe">
+                <v:stroke joinstyle="miter"/>
+                <v:path gradientshapeok="t" o:connecttype="rect"/>
+              </v:shapetype>
+              <v:shape id="Text Box 2" o:spid="_x0000_s1026" type="#_x0000_t202" style="position:absolute;margin-left:149.25pt;margin-top:8.65pt;width:174pt;height:110.6pt;z-index:251648512;visibility:visible;mso-wrap-style:square;mso-width-percent:0;mso-height-percent:0;mso-wrap-distance-left:9pt;mso-wrap-distance-top:3.6pt;mso-wrap-distance-right:9pt;mso-wrap-distance-bottom:3.6pt;mso-position-horizontal:absolute;mso-position-horizontal-relative:text;mso-position-vertical:absolute;mso-position-vertical-relative:text;mso-width-percent:0;mso-height-percent:0;mso-width-relative:margin;mso-height-relative:margin;v-text-anchor:top" o:gfxdata="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" filled="f">
+                <v:textbox style="mso-fit-shape-to-text:t">
+                  <w:txbxContent>
+                    <w:p>
+                      <w:pPr>
+                        <w:bidi w:val="0"/>
+                        <w:jc w:val="center"/>
+                      </w:pPr>
+                      <w:r>
+                        <w:rPr>
+                          <w:rFonts w:ascii="Calibri" w:eastAsia="Calibri" w:hAnsi="Calibri" w:cs="Calibri"/>
+                          <w:sz w:val="36"/>
+                          <w:szCs w:val="36"/>
+                          <w:lang w:eastAsia="ar-SA" w:bidi="ar-EG"/>
+                        </w:rPr>
+                        <w:t>21.0 cm</w:t>
+                      </w:r>
+                    </w:p>
+                  </w:txbxContent>
+                </v:textbox>
+              </v:shape>
+            </w:pict>
+          </mc:Fallback>
+        </mc:AlternateContent>
+      </w:r>
     </w:p>
     <w:p>
       <w:pPr>
@@ -2651,7 +3096,7 @@
           </mc:Choice>
           <mc:Fallback>
             <w:pict>
-              <v:line w14:anchorId="63985013" id="Straight Connector 3" o:spid="_x0000_s1026" style="position:absolute;left:0;text-align:left;z-index:251672576;visibility:visible;mso-wrap-style:square;mso-width-percent:0;mso-height-percent:0;mso-wrap-distance-left:9pt;mso-wrap-distance-top:0;mso-wrap-distance-right:9pt;mso-wrap-distance-bottom:0;mso-position-horizontal:absolute;mso-position-horizontal-relative:text;mso-position-vertical:absolute;mso-position-vertical-relative:text;mso-width-percent:0;mso-height-percent:0;mso-width-relative:margin;mso-height-relative:margin" from="148.3pt,18.85pt" to="321pt,18.85pt" o:gfxdata="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" strokecolor="black [3200]" strokeweight="1.5pt">
+              <v:line w14:anchorId="5CB6D501" id="Straight Connector 3" o:spid="_x0000_s1026" style="position:absolute;z-index:251672576;visibility:visible;mso-wrap-style:square;mso-width-percent:0;mso-height-percent:0;mso-wrap-distance-left:9pt;mso-wrap-distance-top:0;mso-wrap-distance-right:9pt;mso-wrap-distance-bottom:0;mso-position-horizontal:absolute;mso-position-horizontal-relative:text;mso-position-vertical:absolute;mso-position-vertical-relative:text;mso-width-percent:0;mso-height-percent:0;mso-width-relative:margin;mso-height-relative:margin" from="148.3pt,18.85pt" to="321pt,18.85pt" o:gfxdata="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" strokecolor="black [3200]" strokeweight="1.5pt">
                 <v:stroke joinstyle="miter"/>
               </v:line>
             </w:pict>
@@ -2685,7 +3130,7 @@
           <w:lang w:bidi="ar-EG"/>
         </w:rPr>
         <w:drawing>
-          <wp:anchor distT="0" distB="0" distL="114300" distR="114300" simplePos="0" relativeHeight="251654144" behindDoc="0" locked="0" layoutInCell="1" allowOverlap="1" wp14:anchorId="3B212453" wp14:editId="12BBDEA0">
+          <wp:anchor distT="0" distB="0" distL="114300" distR="114300" simplePos="0" relativeHeight="251641344" behindDoc="0" locked="0" layoutInCell="1" allowOverlap="1" wp14:anchorId="3B212453" wp14:editId="0E6D00C4">
             <wp:simplePos x="0" y="0"/>
             <wp:positionH relativeFrom="column">
               <wp:posOffset>2054134</wp:posOffset>
@@ -2764,7 +3209,7 @@
         <mc:AlternateContent>
           <mc:Choice Requires="wps">
             <w:drawing>
-              <wp:anchor distT="0" distB="0" distL="114300" distR="114300" simplePos="0" relativeHeight="251677696" behindDoc="0" locked="0" layoutInCell="1" allowOverlap="1" wp14:anchorId="08F6402F" wp14:editId="25A589F0">
+              <wp:anchor distT="0" distB="0" distL="114300" distR="114300" simplePos="0" relativeHeight="251643392" behindDoc="0" locked="0" layoutInCell="1" allowOverlap="1" wp14:anchorId="08F6402F" wp14:editId="25A589F0">
                 <wp:simplePos x="0" y="0"/>
                 <wp:positionH relativeFrom="column">
                   <wp:posOffset>1828800</wp:posOffset>
@@ -2819,7 +3264,7 @@
           </mc:Choice>
           <mc:Fallback>
             <w:pict>
-              <v:line w14:anchorId="2184573E" id="Straight Connector 3" o:spid="_x0000_s1026" style="position:absolute;left:0;text-align:left;flip:x;z-index:251677696;visibility:visible;mso-wrap-style:square;mso-width-percent:0;mso-height-percent:0;mso-wrap-distance-left:9pt;mso-wrap-distance-top:0;mso-wrap-distance-right:9pt;mso-wrap-distance-bottom:0;mso-position-horizontal:absolute;mso-position-horizontal-relative:text;mso-position-vertical:absolute;mso-position-vertical-relative:text;mso-width-percent:0;mso-height-percent:0;mso-width-relative:margin;mso-height-relative:margin" from="2in,1.5pt" to="2in,198pt" o:gfxdata="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" strokecolor="black [3200]" strokeweight="1.5pt">
+              <v:line w14:anchorId="32FF655C" id="Straight Connector 3" o:spid="_x0000_s1026" style="position:absolute;flip:x;z-index:251643392;visibility:visible;mso-wrap-style:square;mso-width-percent:0;mso-height-percent:0;mso-wrap-distance-left:9pt;mso-wrap-distance-top:0;mso-wrap-distance-right:9pt;mso-wrap-distance-bottom:0;mso-position-horizontal:absolute;mso-position-horizontal-relative:text;mso-position-vertical:absolute;mso-position-vertical-relative:text;mso-width-percent:0;mso-height-percent:0;mso-width-relative:margin;mso-height-relative:margin" from="2in,1.5pt" to="2in,198pt" o:gfxdata="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" strokecolor="black [3200]" strokeweight="1.5pt">
                 <v:stroke joinstyle="miter"/>
               </v:line>
             </w:pict>
@@ -2843,6 +3288,153 @@
           <w:lang w:eastAsia="ar-SA"/>
         </w:rPr>
       </w:pPr>
+      <w:r>
+        <w:rPr>
+          <w:rFonts w:ascii="Calibri" w:eastAsia="Calibri" w:hAnsi="Calibri" w:cs="Calibri"/>
+          <w:noProof/>
+          <w:sz w:val="36"/>
+          <w:szCs w:val="36"/>
+          <w:lang w:eastAsia="ar-SA" w:bidi="ar-EG"/>
+        </w:rPr>
+        <mc:AlternateContent>
+          <mc:Choice Requires="wps">
+            <w:drawing>
+              <wp:anchor distT="45720" distB="45720" distL="114300" distR="114300" simplePos="0" relativeHeight="251650560" behindDoc="0" locked="0" layoutInCell="1" allowOverlap="1" wp14:anchorId="19D86BC8" wp14:editId="0C0CCD4F">
+                <wp:simplePos x="0" y="0"/>
+                <wp:positionH relativeFrom="column">
+                  <wp:posOffset>1038225</wp:posOffset>
+                </wp:positionH>
+                <wp:positionV relativeFrom="paragraph">
+                  <wp:posOffset>210185</wp:posOffset>
+                </wp:positionV>
+                <wp:extent cx="2209800" cy="1404620"/>
+                <wp:effectExtent l="952" t="0" r="20003" b="20002"/>
+                <wp:wrapNone/>
+                <wp:docPr id="244667453" name="Text Box 2"/>
+                <wp:cNvGraphicFramePr>
+                  <a:graphicFrameLocks xmlns:a="http://schemas.openxmlformats.org/drawingml/2006/main"/>
+                </wp:cNvGraphicFramePr>
+                <a:graphic xmlns:a="http://schemas.openxmlformats.org/drawingml/2006/main">
+                  <a:graphicData uri="http://schemas.microsoft.com/office/word/2010/wordprocessingShape">
+                    <wps:wsp>
+                      <wps:cNvSpPr txBox="1">
+                        <a:spLocks noChangeArrowheads="1"/>
+                      </wps:cNvSpPr>
+                      <wps:spPr bwMode="auto">
+                        <a:xfrm rot="16200000">
+                          <a:off x="0" y="0"/>
+                          <a:ext cx="2209800" cy="1404620"/>
+                        </a:xfrm>
+                        <a:prstGeom prst="rect">
+                          <a:avLst/>
+                        </a:prstGeom>
+                        <a:noFill/>
+                        <a:ln w="9525">
+                          <a:solidFill>
+                            <a:srgbClr val="000000"/>
+                          </a:solidFill>
+                          <a:miter lim="800000"/>
+                          <a:headEnd/>
+                          <a:tailEnd/>
+                        </a:ln>
+                      </wps:spPr>
+                      <wps:txbx>
+                        <w:txbxContent>
+                          <w:p>
+                            <w:pPr>
+                              <w:bidi w:val="0"/>
+                              <w:jc w:val="center"/>
+                            </w:pPr>
+                            <w:r>
+                              <w:rPr>
+                                <w:rFonts w:ascii="Calibri" w:eastAsia="Calibri" w:hAnsi="Calibri" w:cs="Calibri"/>
+                                <w:sz w:val="36"/>
+                                <w:szCs w:val="36"/>
+                                <w:lang w:eastAsia="ar-SA" w:bidi="ar-EG"/>
+                              </w:rPr>
+                              <w:t>29.7</w:t>
+                            </w:r>
+                            <w:r>
+                              <w:rPr>
+                                <w:rFonts w:ascii="Calibri" w:eastAsia="Calibri" w:hAnsi="Calibri" w:cs="Calibri"/>
+                                <w:sz w:val="36"/>
+                                <w:szCs w:val="36"/>
+                                <w:lang w:eastAsia="ar-SA" w:bidi="ar-EG"/>
+                              </w:rPr>
+                              <w:t xml:space="preserve"> </w:t>
+                            </w:r>
+                            <w:r>
+                              <w:rPr>
+                                <w:rFonts w:ascii="Calibri" w:eastAsia="Calibri" w:hAnsi="Calibri" w:cs="Calibri"/>
+                                <w:sz w:val="36"/>
+                                <w:szCs w:val="36"/>
+                                <w:lang w:eastAsia="ar-SA" w:bidi="ar-EG"/>
+                              </w:rPr>
+                              <w:t>cm</w:t>
+                            </w:r>
+                          </w:p>
+                        </w:txbxContent>
+                      </wps:txbx>
+                      <wps:bodyPr rot="0" vert="horz" wrap="square" lIns="91440" tIns="45720" rIns="91440" bIns="45720" anchor="t" anchorCtr="0">
+                        <a:spAutoFit/>
+                      </wps:bodyPr>
+                    </wps:wsp>
+                  </a:graphicData>
+                </a:graphic>
+                <wp14:sizeRelH relativeFrom="margin">
+                  <wp14:pctWidth>0</wp14:pctWidth>
+                </wp14:sizeRelH>
+                <wp14:sizeRelV relativeFrom="margin">
+                  <wp14:pctHeight>0</wp14:pctHeight>
+                </wp14:sizeRelV>
+              </wp:anchor>
+            </w:drawing>
+          </mc:Choice>
+          <mc:Fallback>
+            <w:pict>
+              <v:shape w14:anchorId="19D86BC8" id="_x0000_s1027" type="#_x0000_t202" style="position:absolute;margin-left:81.75pt;margin-top:16.55pt;width:174pt;height:110.6pt;rotation:-90;z-index:251650560;visibility:visible;mso-wrap-style:square;mso-width-percent:0;mso-height-percent:0;mso-wrap-distance-left:9pt;mso-wrap-distance-top:3.6pt;mso-wrap-distance-right:9pt;mso-wrap-distance-bottom:3.6pt;mso-position-horizontal:absolute;mso-position-horizontal-relative:text;mso-position-vertical:absolute;mso-position-vertical-relative:text;mso-width-percent:0;mso-height-percent:0;mso-width-relative:margin;mso-height-relative:margin;v-text-anchor:top" o:gfxdata="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" filled="f">
+                <v:textbox style="mso-fit-shape-to-text:t">
+                  <w:txbxContent>
+                    <w:p>
+                      <w:pPr>
+                        <w:bidi w:val="0"/>
+                        <w:jc w:val="center"/>
+                      </w:pPr>
+                      <w:r>
+                        <w:rPr>
+                          <w:rFonts w:ascii="Calibri" w:eastAsia="Calibri" w:hAnsi="Calibri" w:cs="Calibri"/>
+                          <w:sz w:val="36"/>
+                          <w:szCs w:val="36"/>
+                          <w:lang w:eastAsia="ar-SA" w:bidi="ar-EG"/>
+                        </w:rPr>
+                        <w:t>29.7</w:t>
+                      </w:r>
+                      <w:r>
+                        <w:rPr>
+                          <w:rFonts w:ascii="Calibri" w:eastAsia="Calibri" w:hAnsi="Calibri" w:cs="Calibri"/>
+                          <w:sz w:val="36"/>
+                          <w:szCs w:val="36"/>
+                          <w:lang w:eastAsia="ar-SA" w:bidi="ar-EG"/>
+                        </w:rPr>
+                        <w:t xml:space="preserve"> </w:t>
+                      </w:r>
+                      <w:r>
+                        <w:rPr>
+                          <w:rFonts w:ascii="Calibri" w:eastAsia="Calibri" w:hAnsi="Calibri" w:cs="Calibri"/>
+                          <w:sz w:val="36"/>
+                          <w:szCs w:val="36"/>
+                          <w:lang w:eastAsia="ar-SA" w:bidi="ar-EG"/>
+                        </w:rPr>
+                        <w:t>cm</w:t>
+                      </w:r>
+                    </w:p>
+                  </w:txbxContent>
+                </v:textbox>
+              </v:shape>
+            </w:pict>
+          </mc:Fallback>
+        </mc:AlternateContent>
+      </w:r>
     </w:p>
     <w:p>
       <w:pPr>
@@ -3179,6 +3771,125 @@
             </w:pPr>
             <w:r>
               <w:rPr>
+                <w:rFonts w:ascii="Calibri" w:eastAsia="Calibri" w:hAnsi="Calibri" w:cs="Calibri"/>
+                <w:b/>
+                <w:bCs/>
+                <w:noProof/>
+                <w:sz w:val="48"/>
+                <w:szCs w:val="48"/>
+                <w:lang w:eastAsia="ar-SA" w:bidi="ar-EG"/>
+              </w:rPr>
+              <mc:AlternateContent>
+                <mc:Choice Requires="wps">
+                  <w:drawing>
+                    <wp:anchor distT="45720" distB="45720" distL="114300" distR="114300" simplePos="0" relativeHeight="251651584" behindDoc="0" locked="0" layoutInCell="1" allowOverlap="1" wp14:anchorId="589A9175" wp14:editId="060C90DC">
+                      <wp:simplePos x="0" y="0"/>
+                      <wp:positionH relativeFrom="column">
+                        <wp:posOffset>2106930</wp:posOffset>
+                      </wp:positionH>
+                      <wp:positionV relativeFrom="paragraph">
+                        <wp:posOffset>-197485</wp:posOffset>
+                      </wp:positionV>
+                      <wp:extent cx="2360930" cy="1404620"/>
+                      <wp:effectExtent l="0" t="0" r="20320" b="27940"/>
+                      <wp:wrapNone/>
+                      <wp:docPr id="154027565" name="Text Box 2"/>
+                      <wp:cNvGraphicFramePr>
+                        <a:graphicFrameLocks xmlns:a="http://schemas.openxmlformats.org/drawingml/2006/main"/>
+                      </wp:cNvGraphicFramePr>
+                      <a:graphic xmlns:a="http://schemas.openxmlformats.org/drawingml/2006/main">
+                        <a:graphicData uri="http://schemas.microsoft.com/office/word/2010/wordprocessingShape">
+                          <wps:wsp>
+                            <wps:cNvSpPr txBox="1">
+                              <a:spLocks noChangeArrowheads="1"/>
+                            </wps:cNvSpPr>
+                            <wps:spPr bwMode="auto">
+                              <a:xfrm>
+                                <a:off x="0" y="0"/>
+                                <a:ext cx="2360930" cy="1404620"/>
+                              </a:xfrm>
+                              <a:prstGeom prst="rect">
+                                <a:avLst/>
+                              </a:prstGeom>
+                              <a:noFill/>
+                              <a:ln w="9525">
+                                <a:solidFill>
+                                  <a:srgbClr val="000000"/>
+                                </a:solidFill>
+                                <a:miter lim="800000"/>
+                                <a:headEnd/>
+                                <a:tailEnd/>
+                              </a:ln>
+                            </wps:spPr>
+                            <wps:txbx>
+                              <w:txbxContent>
+                                <w:p>
+                                  <w:pPr>
+                                    <w:bidi w:val="0"/>
+                                    <w:jc w:val="center"/>
+                                  </w:pPr>
+                                  <w:r>
+                                    <w:rPr>
+                                      <w:rFonts w:ascii="Segoe UI Symbol" w:eastAsia="Calibri" w:hAnsi="Segoe UI Symbol" w:cs="Segoe UI Symbol" w:hint="cs"/>
+                                      <w:b/>
+                                      <w:bCs/>
+                                      <w:sz w:val="48"/>
+                                      <w:szCs w:val="48"/>
+                                      <w:rtl/>
+                                      <w:lang w:eastAsia="ar-SA"/>
+                                    </w:rPr>
+                                    <w:t>✔</w:t>
+                                  </w:r>
+                                </w:p>
+                              </w:txbxContent>
+                            </wps:txbx>
+                            <wps:bodyPr rot="0" vert="horz" wrap="square" lIns="91440" tIns="45720" rIns="91440" bIns="45720" anchor="t" anchorCtr="0">
+                              <a:spAutoFit/>
+                            </wps:bodyPr>
+                          </wps:wsp>
+                        </a:graphicData>
+                      </a:graphic>
+                      <wp14:sizeRelH relativeFrom="margin">
+                        <wp14:pctWidth>0</wp14:pctWidth>
+                      </wp14:sizeRelH>
+                      <wp14:sizeRelV relativeFrom="margin">
+                        <wp14:pctHeight>0</wp14:pctHeight>
+                      </wp14:sizeRelV>
+                    </wp:anchor>
+                  </w:drawing>
+                </mc:Choice>
+                <mc:Fallback>
+                  <w:pict>
+                    <v:shape w14:anchorId="589A9175" id="_x0000_s1028" type="#_x0000_t202" style="position:absolute;margin-left:165.9pt;margin-top:-15.55pt;width:185.9pt;height:110.6pt;z-index:251651584;visibility:visible;mso-wrap-style:square;mso-width-percent:0;mso-height-percent:0;mso-wrap-distance-left:9pt;mso-wrap-distance-top:3.6pt;mso-wrap-distance-right:9pt;mso-wrap-distance-bottom:3.6pt;mso-position-horizontal:absolute;mso-position-horizontal-relative:text;mso-position-vertical:absolute;mso-position-vertical-relative:text;mso-width-percent:0;mso-height-percent:0;mso-width-relative:margin;mso-height-relative:margin;v-text-anchor:top" o:gfxdata="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" filled="f">
+                      <v:textbox style="mso-fit-shape-to-text:t">
+                        <w:txbxContent>
+                          <w:p>
+                            <w:pPr>
+                              <w:bidi w:val="0"/>
+                              <w:jc w:val="center"/>
+                            </w:pPr>
+                            <w:r>
+                              <w:rPr>
+                                <w:rFonts w:ascii="Segoe UI Symbol" w:eastAsia="Calibri" w:hAnsi="Segoe UI Symbol" w:cs="Segoe UI Symbol" w:hint="cs"/>
+                                <w:b/>
+                                <w:bCs/>
+                                <w:sz w:val="48"/>
+                                <w:szCs w:val="48"/>
+                                <w:rtl/>
+                                <w:lang w:eastAsia="ar-SA"/>
+                              </w:rPr>
+                              <w:t>✔</w:t>
+                            </w:r>
+                          </w:p>
+                        </w:txbxContent>
+                      </v:textbox>
+                    </v:shape>
+                  </w:pict>
+                </mc:Fallback>
+              </mc:AlternateContent>
+            </w:r>
+            <w:r>
+              <w:rPr>
                 <w:rFonts w:eastAsia="Calibri" w:cstheme="minorHAnsi"/>
                 <w:b/>
                 <w:bCs/>
@@ -3355,6 +4066,125 @@
                 <w:rFonts w:ascii="Calibri" w:eastAsia="Calibri" w:hAnsi="Calibri" w:cs="Calibri"/>
                 <w:b/>
                 <w:bCs/>
+                <w:noProof/>
+                <w:sz w:val="48"/>
+                <w:szCs w:val="48"/>
+                <w:lang w:eastAsia="ar-SA" w:bidi="ar-EG"/>
+              </w:rPr>
+              <mc:AlternateContent>
+                <mc:Choice Requires="wps">
+                  <w:drawing>
+                    <wp:anchor distT="45720" distB="45720" distL="114300" distR="114300" simplePos="0" relativeHeight="251654656" behindDoc="0" locked="0" layoutInCell="1" allowOverlap="1" wp14:anchorId="6E587739" wp14:editId="3926BCAF">
+                      <wp:simplePos x="0" y="0"/>
+                      <wp:positionH relativeFrom="column">
+                        <wp:posOffset>-57150</wp:posOffset>
+                      </wp:positionH>
+                      <wp:positionV relativeFrom="paragraph">
+                        <wp:posOffset>-184150</wp:posOffset>
+                      </wp:positionV>
+                      <wp:extent cx="2360930" cy="1404620"/>
+                      <wp:effectExtent l="0" t="0" r="20320" b="27940"/>
+                      <wp:wrapNone/>
+                      <wp:docPr id="1863957159" name="Text Box 2"/>
+                      <wp:cNvGraphicFramePr>
+                        <a:graphicFrameLocks xmlns:a="http://schemas.openxmlformats.org/drawingml/2006/main"/>
+                      </wp:cNvGraphicFramePr>
+                      <a:graphic xmlns:a="http://schemas.openxmlformats.org/drawingml/2006/main">
+                        <a:graphicData uri="http://schemas.microsoft.com/office/word/2010/wordprocessingShape">
+                          <wps:wsp>
+                            <wps:cNvSpPr txBox="1">
+                              <a:spLocks noChangeArrowheads="1"/>
+                            </wps:cNvSpPr>
+                            <wps:spPr bwMode="auto">
+                              <a:xfrm>
+                                <a:off x="0" y="0"/>
+                                <a:ext cx="2360930" cy="1404620"/>
+                              </a:xfrm>
+                              <a:prstGeom prst="rect">
+                                <a:avLst/>
+                              </a:prstGeom>
+                              <a:noFill/>
+                              <a:ln w="9525">
+                                <a:solidFill>
+                                  <a:srgbClr val="000000"/>
+                                </a:solidFill>
+                                <a:miter lim="800000"/>
+                                <a:headEnd/>
+                                <a:tailEnd/>
+                              </a:ln>
+                            </wps:spPr>
+                            <wps:txbx>
+                              <w:txbxContent>
+                                <w:p>
+                                  <w:pPr>
+                                    <w:bidi w:val="0"/>
+                                    <w:jc w:val="center"/>
+                                  </w:pPr>
+                                  <w:r>
+                                    <w:rPr>
+                                      <w:rFonts w:ascii="Segoe UI Symbol" w:eastAsia="Calibri" w:hAnsi="Segoe UI Symbol" w:cs="Segoe UI Symbol" w:hint="cs"/>
+                                      <w:b/>
+                                      <w:bCs/>
+                                      <w:sz w:val="48"/>
+                                      <w:szCs w:val="48"/>
+                                      <w:rtl/>
+                                      <w:lang w:eastAsia="ar-SA"/>
+                                    </w:rPr>
+                                    <w:t>✔</w:t>
+                                  </w:r>
+                                </w:p>
+                              </w:txbxContent>
+                            </wps:txbx>
+                            <wps:bodyPr rot="0" vert="horz" wrap="square" lIns="91440" tIns="45720" rIns="91440" bIns="45720" anchor="t" anchorCtr="0">
+                              <a:spAutoFit/>
+                            </wps:bodyPr>
+                          </wps:wsp>
+                        </a:graphicData>
+                      </a:graphic>
+                      <wp14:sizeRelH relativeFrom="margin">
+                        <wp14:pctWidth>0</wp14:pctWidth>
+                      </wp14:sizeRelH>
+                      <wp14:sizeRelV relativeFrom="margin">
+                        <wp14:pctHeight>0</wp14:pctHeight>
+                      </wp14:sizeRelV>
+                    </wp:anchor>
+                  </w:drawing>
+                </mc:Choice>
+                <mc:Fallback>
+                  <w:pict>
+                    <v:shape w14:anchorId="6E587739" id="_x0000_s1029" type="#_x0000_t202" style="position:absolute;margin-left:-4.5pt;margin-top:-14.5pt;width:185.9pt;height:110.6pt;z-index:251654656;visibility:visible;mso-wrap-style:square;mso-width-percent:0;mso-height-percent:0;mso-wrap-distance-left:9pt;mso-wrap-distance-top:3.6pt;mso-wrap-distance-right:9pt;mso-wrap-distance-bottom:3.6pt;mso-position-horizontal:absolute;mso-position-horizontal-relative:text;mso-position-vertical:absolute;mso-position-vertical-relative:text;mso-width-percent:0;mso-height-percent:0;mso-width-relative:margin;mso-height-relative:margin;v-text-anchor:top" o:gfxdata="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" filled="f">
+                      <v:textbox style="mso-fit-shape-to-text:t">
+                        <w:txbxContent>
+                          <w:p>
+                            <w:pPr>
+                              <w:bidi w:val="0"/>
+                              <w:jc w:val="center"/>
+                            </w:pPr>
+                            <w:r>
+                              <w:rPr>
+                                <w:rFonts w:ascii="Segoe UI Symbol" w:eastAsia="Calibri" w:hAnsi="Segoe UI Symbol" w:cs="Segoe UI Symbol" w:hint="cs"/>
+                                <w:b/>
+                                <w:bCs/>
+                                <w:sz w:val="48"/>
+                                <w:szCs w:val="48"/>
+                                <w:rtl/>
+                                <w:lang w:eastAsia="ar-SA"/>
+                              </w:rPr>
+                              <w:t>✔</w:t>
+                            </w:r>
+                          </w:p>
+                        </w:txbxContent>
+                      </v:textbox>
+                    </v:shape>
+                  </w:pict>
+                </mc:Fallback>
+              </mc:AlternateContent>
+            </w:r>
+            <w:r>
+              <w:rPr>
+                <w:rFonts w:ascii="Calibri" w:eastAsia="Calibri" w:hAnsi="Calibri" w:cs="Calibri"/>
+                <w:b/>
+                <w:bCs/>
                 <w:sz w:val="48"/>
                 <w:szCs w:val="48"/>
                 <w:lang w:eastAsia="ar-SA" w:bidi="ar-EG"/>
@@ -3462,6 +4292,123 @@
                 <w:lang w:eastAsia="ar-SA" w:bidi="ar-EG"/>
               </w:rPr>
             </w:pPr>
+            <w:r>
+              <w:rPr>
+                <w:rFonts w:ascii="Calibri" w:eastAsia="Calibri" w:hAnsi="Calibri" w:cs="Calibri"/>
+                <w:b/>
+                <w:bCs/>
+                <w:noProof/>
+                <w:sz w:val="48"/>
+                <w:szCs w:val="48"/>
+                <w:lang w:eastAsia="ar-SA" w:bidi="ar-EG"/>
+              </w:rPr>
+              <mc:AlternateContent>
+                <mc:Choice Requires="wps">
+                  <w:drawing>
+                    <wp:anchor distT="45720" distB="45720" distL="114300" distR="114300" simplePos="0" relativeHeight="251674112" behindDoc="0" locked="0" layoutInCell="1" allowOverlap="1" wp14:anchorId="3232E22F" wp14:editId="510E661F">
+                      <wp:simplePos x="0" y="0"/>
+                      <wp:positionH relativeFrom="column">
+                        <wp:posOffset>2183765</wp:posOffset>
+                      </wp:positionH>
+                      <wp:positionV relativeFrom="paragraph">
+                        <wp:posOffset>-175260</wp:posOffset>
+                      </wp:positionV>
+                      <wp:extent cx="2360930" cy="1404620"/>
+                      <wp:effectExtent l="0" t="0" r="20320" b="27940"/>
+                      <wp:wrapNone/>
+                      <wp:docPr id="268064032" name="Text Box 2"/>
+                      <wp:cNvGraphicFramePr>
+                        <a:graphicFrameLocks xmlns:a="http://schemas.openxmlformats.org/drawingml/2006/main"/>
+                      </wp:cNvGraphicFramePr>
+                      <a:graphic xmlns:a="http://schemas.openxmlformats.org/drawingml/2006/main">
+                        <a:graphicData uri="http://schemas.microsoft.com/office/word/2010/wordprocessingShape">
+                          <wps:wsp>
+                            <wps:cNvSpPr txBox="1">
+                              <a:spLocks noChangeArrowheads="1"/>
+                            </wps:cNvSpPr>
+                            <wps:spPr bwMode="auto">
+                              <a:xfrm>
+                                <a:off x="0" y="0"/>
+                                <a:ext cx="2360930" cy="1404620"/>
+                              </a:xfrm>
+                              <a:prstGeom prst="rect">
+                                <a:avLst/>
+                              </a:prstGeom>
+                              <a:noFill/>
+                              <a:ln w="9525">
+                                <a:solidFill>
+                                  <a:srgbClr val="000000"/>
+                                </a:solidFill>
+                                <a:miter lim="800000"/>
+                                <a:headEnd/>
+                                <a:tailEnd/>
+                              </a:ln>
+                            </wps:spPr>
+                            <wps:txbx>
+                              <w:txbxContent>
+                                <w:p>
+                                  <w:pPr>
+                                    <w:bidi w:val="0"/>
+                                    <w:jc w:val="center"/>
+                                  </w:pPr>
+                                  <w:r>
+                                    <w:rPr>
+                                      <w:rFonts w:ascii="Segoe UI Symbol" w:eastAsia="Calibri" w:hAnsi="Segoe UI Symbol" w:cs="Segoe UI Symbol"/>
+                                      <w:b/>
+                                      <w:bCs/>
+                                      <w:sz w:val="48"/>
+                                      <w:szCs w:val="48"/>
+                                      <w:lang w:eastAsia="ar-SA"/>
+                                    </w:rPr>
+                                    <w:t>✘</w:t>
+                                  </w:r>
+                                </w:p>
+                              </w:txbxContent>
+                            </wps:txbx>
+                            <wps:bodyPr rot="0" vert="horz" wrap="square" lIns="91440" tIns="45720" rIns="91440" bIns="45720" anchor="t" anchorCtr="0">
+                              <a:spAutoFit/>
+                            </wps:bodyPr>
+                          </wps:wsp>
+                        </a:graphicData>
+                      </a:graphic>
+                      <wp14:sizeRelH relativeFrom="margin">
+                        <wp14:pctWidth>0</wp14:pctWidth>
+                      </wp14:sizeRelH>
+                      <wp14:sizeRelV relativeFrom="margin">
+                        <wp14:pctHeight>0</wp14:pctHeight>
+                      </wp14:sizeRelV>
+                    </wp:anchor>
+                  </w:drawing>
+                </mc:Choice>
+                <mc:Fallback>
+                  <w:pict>
+                    <v:shape w14:anchorId="3232E22F" id="_x0000_s1030" type="#_x0000_t202" style="position:absolute;margin-left:171.95pt;margin-top:-13.8pt;width:185.9pt;height:110.6pt;z-index:251674112;visibility:visible;mso-wrap-style:square;mso-width-percent:0;mso-height-percent:0;mso-wrap-distance-left:9pt;mso-wrap-distance-top:3.6pt;mso-wrap-distance-right:9pt;mso-wrap-distance-bottom:3.6pt;mso-position-horizontal:absolute;mso-position-horizontal-relative:text;mso-position-vertical:absolute;mso-position-vertical-relative:text;mso-width-percent:0;mso-height-percent:0;mso-width-relative:margin;mso-height-relative:margin;v-text-anchor:top" o:gfxdata="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" filled="f">
+                      <v:textbox style="mso-fit-shape-to-text:t">
+                        <w:txbxContent>
+                          <w:p>
+                            <w:pPr>
+                              <w:bidi w:val="0"/>
+                              <w:jc w:val="center"/>
+                            </w:pPr>
+                            <w:r>
+                              <w:rPr>
+                                <w:rFonts w:ascii="Segoe UI Symbol" w:eastAsia="Calibri" w:hAnsi="Segoe UI Symbol" w:cs="Segoe UI Symbol"/>
+                                <w:b/>
+                                <w:bCs/>
+                                <w:sz w:val="48"/>
+                                <w:szCs w:val="48"/>
+                                <w:lang w:eastAsia="ar-SA"/>
+                              </w:rPr>
+                              <w:t>✘</w:t>
+                            </w:r>
+                          </w:p>
+                        </w:txbxContent>
+                      </v:textbox>
+                    </v:shape>
+                  </w:pict>
+                </mc:Fallback>
+              </mc:AlternateContent>
+            </w:r>
             <w:r>
               <w:rPr>
                 <w:rFonts w:eastAsia="Calibri" w:cstheme="minorHAnsi"/>
@@ -3628,11 +4575,7 @@
           </mc:Choice>
           <mc:Fallback>
             <w:pict>
-              <v:shapetype w14:anchorId="48FC5FD6" id="_x0000_t202" coordsize="21600,21600" o:spt="202" path="m,l,21600r21600,l21600,xe">
-                <v:stroke joinstyle="miter"/>
-                <v:path gradientshapeok="t" o:connecttype="rect"/>
-              </v:shapetype>
-              <v:shape id="Text Box 2" o:spid="_x0000_s1026" type="#_x0000_t202" style="position:absolute;margin-left:153.15pt;margin-top:1.2pt;width:224.1pt;height:55.1pt;z-index:251638784;visibility:visible;mso-wrap-style:square;mso-width-percent:0;mso-height-percent:0;mso-wrap-distance-left:9pt;mso-wrap-distance-top:3.6pt;mso-wrap-distance-right:9pt;mso-wrap-distance-bottom:3.6pt;mso-position-horizontal:absolute;mso-position-horizontal-relative:text;mso-position-vertical:absolute;mso-position-vertical-relative:text;mso-width-percent:0;mso-height-percent:0;mso-width-relative:margin;mso-height-relative:margin;v-text-anchor:top" o:gfxdata="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">
+              <v:shape w14:anchorId="48FC5FD6" id="_x0000_s1031" type="#_x0000_t202" style="position:absolute;margin-left:153.15pt;margin-top:1.2pt;width:224.1pt;height:55.1pt;z-index:251638784;visibility:visible;mso-wrap-style:square;mso-width-percent:0;mso-height-percent:0;mso-wrap-distance-left:9pt;mso-wrap-distance-top:3.6pt;mso-wrap-distance-right:9pt;mso-wrap-distance-bottom:3.6pt;mso-position-horizontal:absolute;mso-position-horizontal-relative:text;mso-position-vertical:absolute;mso-position-vertical-relative:text;mso-width-percent:0;mso-height-percent:0;mso-width-relative:margin;mso-height-relative:margin;v-text-anchor:top" o:gfxdata="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">
                 <v:textbox>
                   <w:txbxContent>
                     <w:p>
@@ -4810,6 +5753,7 @@
   <w:style w:type="character" w:default="1" w:styleId="DefaultParagraphFont">
     <w:name w:val="Default Paragraph Font"/>
     <w:uiPriority w:val="1"/>
+    <w:semiHidden/>
     <w:unhideWhenUsed/>
   </w:style>
   <w:style w:type="table" w:default="1" w:styleId="TableNormal">
